--- a/ММСС/lab1/Отчёт1.docx
+++ b/ММСС/lab1/Отчёт1.docx
@@ -124,7 +124,27 @@
           <w:szCs w:val="28"/>
           <w:lang w:eastAsia="ru-RU"/>
         </w:rPr>
-        <w:t>(СПбГУТ)</w:t>
+        <w:t>(</w:t>
+      </w:r>
+      <w:proofErr w:type="spellStart"/>
+      <w:r>
+        <w:rPr>
+          <w:rFonts w:ascii="Times New Roman" w:eastAsia="Times New Roman" w:hAnsi="Times New Roman" w:cs="Times New Roman"/>
+          <w:sz w:val="28"/>
+          <w:szCs w:val="28"/>
+          <w:lang w:eastAsia="ru-RU"/>
+        </w:rPr>
+        <w:t>СПбГУТ</w:t>
+      </w:r>
+      <w:proofErr w:type="spellEnd"/>
+      <w:r>
+        <w:rPr>
+          <w:rFonts w:ascii="Times New Roman" w:eastAsia="Times New Roman" w:hAnsi="Times New Roman" w:cs="Times New Roman"/>
+          <w:sz w:val="28"/>
+          <w:szCs w:val="28"/>
+          <w:lang w:eastAsia="ru-RU"/>
+        </w:rPr>
+        <w:t>)</w:t>
       </w:r>
     </w:p>
     <w:p>
@@ -162,17 +182,7 @@
           <w:lang w:eastAsia="ru-RU"/>
         </w:rPr>
         <w:br/>
-        <w:t>ЛАБОРАТОРНАЯ РАБОТА №</w:t>
-      </w:r>
-      <w:r>
-        <w:rPr>
-          <w:rFonts w:ascii="Times New Roman" w:eastAsia="Times New Roman" w:hAnsi="Times New Roman" w:cs="Times New Roman"/>
-          <w:smallCaps/>
-          <w:sz w:val="28"/>
-          <w:szCs w:val="28"/>
-          <w:lang w:eastAsia="ru-RU"/>
-        </w:rPr>
-        <w:t>1</w:t>
+        <w:t>ЛАБОРАТОРНАЯ РАБОТА №1</w:t>
       </w:r>
     </w:p>
     <w:p>
@@ -383,16 +393,7 @@
           <w:lang w:eastAsia="ru-RU"/>
         </w:rPr>
         <w:br/>
-        <w:t>группа ИКПИ-3</w:t>
-      </w:r>
-      <w:r>
-        <w:rPr>
-          <w:rFonts w:ascii="Times New Roman" w:eastAsia="Times New Roman" w:hAnsi="Times New Roman" w:cs="Times New Roman"/>
-          <w:sz w:val="28"/>
-          <w:szCs w:val="28"/>
-          <w:lang w:eastAsia="ru-RU"/>
-        </w:rPr>
-        <w:t>2</w:t>
+        <w:t>группа ИКПИ-32</w:t>
       </w:r>
       <w:r>
         <w:rPr>
@@ -553,13 +554,17 @@
         </w:numPr>
         <w:rPr>
           <w:rFonts w:ascii="Times New Roman" w:hAnsi="Times New Roman" w:cs="Times New Roman"/>
-          <w:sz w:val="28"/>
-          <w:szCs w:val="28"/>
-        </w:rPr>
-      </w:pPr>
-      <w:r>
-        <w:rPr>
-          <w:rFonts w:ascii="Times New Roman" w:hAnsi="Times New Roman" w:cs="Times New Roman"/>
+          <w:b/>
+          <w:bCs/>
+          <w:sz w:val="28"/>
+          <w:szCs w:val="28"/>
+        </w:rPr>
+      </w:pPr>
+      <w:r>
+        <w:rPr>
+          <w:rFonts w:ascii="Times New Roman" w:hAnsi="Times New Roman" w:cs="Times New Roman"/>
+          <w:b/>
+          <w:bCs/>
           <w:sz w:val="28"/>
           <w:szCs w:val="28"/>
         </w:rPr>
@@ -570,44 +575,20 @@
     <w:p>
       <w:pPr>
         <w:pStyle w:val="a3"/>
-        <w:rPr>
-          <w:rFonts w:ascii="Times New Roman" w:hAnsi="Times New Roman" w:cs="Times New Roman"/>
-          <w:sz w:val="28"/>
-          <w:szCs w:val="28"/>
-        </w:rPr>
-      </w:pPr>
-      <w:r>
-        <w:t>Я п</w:t>
-      </w:r>
-      <w:r>
-        <w:t>острои</w:t>
-      </w:r>
-      <w:r>
-        <w:t>л</w:t>
-      </w:r>
-      <w:r>
-        <w:t xml:space="preserve"> структуру модели для изучения свойств потока. В этом случае, мы рассматриваем только источник заявок, систему обслуживания мы можем не использовать вовсе. Однако, для исследования свойств потока будет удобно иметь один или несколько элементов на которые поступает исследуемый поток. Поэтому, построим исходную модель в виде знакомой ранее структуры, содержащей источник (source) заявок, очередь (queue), элемент задержки (delay) и sink (рисунок 1), дополнительно модель содержит: два параметра (a и b), два элемента «событие» (event), две переменные (cnt) и (tm), элемент «данные гистограммы» (iaTime), гистограмму и временной график</w:t>
-      </w:r>
-    </w:p>
-    <w:p>
-      <w:pPr>
-        <w:pStyle w:val="a3"/>
-        <w:rPr>
-          <w:rFonts w:ascii="Times New Roman" w:hAnsi="Times New Roman" w:cs="Times New Roman"/>
-          <w:sz w:val="28"/>
-          <w:szCs w:val="28"/>
-        </w:rPr>
-      </w:pPr>
-      <w:r>
-        <w:rPr>
-          <w:rFonts w:ascii="Times New Roman" w:hAnsi="Times New Roman" w:cs="Times New Roman"/>
+        <w:keepNext/>
+        <w:jc w:val="center"/>
+      </w:pPr>
+      <w:r>
+        <w:rPr>
+          <w:rFonts w:ascii="Times New Roman" w:hAnsi="Times New Roman" w:cs="Times New Roman"/>
+          <w:noProof/>
           <w:sz w:val="28"/>
           <w:szCs w:val="28"/>
         </w:rPr>
         <w:drawing>
-          <wp:inline distT="0" distB="0" distL="0" distR="0" wp14:anchorId="14C98F58" wp14:editId="5F70C4B6">
-            <wp:extent cx="5940425" cy="4368800"/>
-            <wp:effectExtent l="0" t="0" r="3175" b="0"/>
+          <wp:inline distT="0" distB="0" distL="0" distR="0" wp14:anchorId="14C98F58" wp14:editId="3CB2B03F">
+            <wp:extent cx="5486400" cy="4034894"/>
+            <wp:effectExtent l="0" t="0" r="0" b="3810"/>
             <wp:docPr id="1" name="Рисунок 1"/>
             <wp:cNvGraphicFramePr>
               <a:graphicFrameLocks xmlns:a="http://schemas.openxmlformats.org/drawingml/2006/main" noChangeAspect="1"/>
@@ -628,7 +609,7 @@
                   <pic:spPr>
                     <a:xfrm>
                       <a:off x="0" y="0"/>
-                      <a:ext cx="5940425" cy="4368800"/>
+                      <a:ext cx="5493645" cy="4040222"/>
                     </a:xfrm>
                     <a:prstGeom prst="rect">
                       <a:avLst/>
@@ -643,34 +624,128 @@
     </w:p>
     <w:p>
       <w:pPr>
-        <w:pStyle w:val="a3"/>
-        <w:numPr>
-          <w:ilvl w:val="0"/>
-          <w:numId w:val="1"/>
-        </w:numPr>
-        <w:rPr>
-          <w:rFonts w:ascii="Times New Roman" w:hAnsi="Times New Roman" w:cs="Times New Roman"/>
-          <w:sz w:val="28"/>
-          <w:szCs w:val="28"/>
-        </w:rPr>
-      </w:pPr>
-      <w:r>
-        <w:lastRenderedPageBreak/>
-        <w:t>Определить свойства элементов модели</w:t>
-      </w:r>
+        <w:pStyle w:val="a4"/>
+        <w:jc w:val="center"/>
+        <w:rPr>
+          <w:rFonts w:ascii="Times New Roman" w:hAnsi="Times New Roman" w:cs="Times New Roman"/>
+          <w:i w:val="0"/>
+          <w:iCs w:val="0"/>
+          <w:color w:val="000000" w:themeColor="text1"/>
+          <w:sz w:val="40"/>
+          <w:szCs w:val="40"/>
+          <w:lang w:val="en-US"/>
+        </w:rPr>
+      </w:pPr>
+      <w:r>
+        <w:rPr>
+          <w:rFonts w:ascii="Times New Roman" w:hAnsi="Times New Roman" w:cs="Times New Roman"/>
+          <w:i w:val="0"/>
+          <w:iCs w:val="0"/>
+          <w:color w:val="000000" w:themeColor="text1"/>
+          <w:sz w:val="24"/>
+          <w:szCs w:val="24"/>
+        </w:rPr>
+        <w:t xml:space="preserve">Рисунок </w:t>
+      </w:r>
+      <w:r>
+        <w:rPr>
+          <w:rFonts w:ascii="Times New Roman" w:hAnsi="Times New Roman" w:cs="Times New Roman"/>
+          <w:i w:val="0"/>
+          <w:iCs w:val="0"/>
+          <w:color w:val="000000" w:themeColor="text1"/>
+          <w:sz w:val="24"/>
+          <w:szCs w:val="24"/>
+        </w:rPr>
+        <w:fldChar w:fldCharType="begin"/>
+      </w:r>
+      <w:r>
+        <w:rPr>
+          <w:rFonts w:ascii="Times New Roman" w:hAnsi="Times New Roman" w:cs="Times New Roman"/>
+          <w:i w:val="0"/>
+          <w:iCs w:val="0"/>
+          <w:color w:val="000000" w:themeColor="text1"/>
+          <w:sz w:val="24"/>
+          <w:szCs w:val="24"/>
+        </w:rPr>
+        <w:instrText xml:space="preserve"> SEQ Рисунок \* ARABIC </w:instrText>
+      </w:r>
+      <w:r>
+        <w:rPr>
+          <w:rFonts w:ascii="Times New Roman" w:hAnsi="Times New Roman" w:cs="Times New Roman"/>
+          <w:i w:val="0"/>
+          <w:iCs w:val="0"/>
+          <w:color w:val="000000" w:themeColor="text1"/>
+          <w:sz w:val="24"/>
+          <w:szCs w:val="24"/>
+        </w:rPr>
+        <w:fldChar w:fldCharType="separate"/>
+      </w:r>
+      <w:r>
+        <w:rPr>
+          <w:rFonts w:ascii="Times New Roman" w:hAnsi="Times New Roman" w:cs="Times New Roman"/>
+          <w:i w:val="0"/>
+          <w:iCs w:val="0"/>
+          <w:noProof/>
+          <w:color w:val="000000" w:themeColor="text1"/>
+          <w:sz w:val="24"/>
+          <w:szCs w:val="24"/>
+        </w:rPr>
+        <w:t>1</w:t>
+      </w:r>
+      <w:r>
+        <w:rPr>
+          <w:rFonts w:ascii="Times New Roman" w:hAnsi="Times New Roman" w:cs="Times New Roman"/>
+          <w:i w:val="0"/>
+          <w:iCs w:val="0"/>
+          <w:color w:val="000000" w:themeColor="text1"/>
+          <w:sz w:val="24"/>
+          <w:szCs w:val="24"/>
+        </w:rPr>
+        <w:fldChar w:fldCharType="end"/>
+      </w:r>
+      <w:r>
+        <w:rPr>
+          <w:rFonts w:ascii="Times New Roman" w:hAnsi="Times New Roman" w:cs="Times New Roman"/>
+          <w:i w:val="0"/>
+          <w:iCs w:val="0"/>
+          <w:color w:val="000000" w:themeColor="text1"/>
+          <w:sz w:val="24"/>
+          <w:szCs w:val="24"/>
+          <w:lang w:val="en-US"/>
+        </w:rPr>
+        <w:t xml:space="preserve"> - </w:t>
+      </w:r>
+      <w:r>
+        <w:rPr>
+          <w:rFonts w:ascii="Times New Roman" w:hAnsi="Times New Roman" w:cs="Times New Roman"/>
+          <w:i w:val="0"/>
+          <w:iCs w:val="0"/>
+          <w:color w:val="000000" w:themeColor="text1"/>
+          <w:sz w:val="24"/>
+          <w:szCs w:val="24"/>
+        </w:rPr>
+        <w:t>Структура модели</w:t>
+      </w:r>
+    </w:p>
+    <w:p>
+      <w:pPr>
+        <w:keepNext/>
+        <w:jc w:val="center"/>
+      </w:pPr>
       <w:r>
         <w:br/>
       </w:r>
       <w:r>
         <w:rPr>
           <w:rFonts w:ascii="Times New Roman" w:hAnsi="Times New Roman" w:cs="Times New Roman"/>
+          <w:noProof/>
           <w:sz w:val="28"/>
           <w:szCs w:val="28"/>
         </w:rPr>
         <w:drawing>
-          <wp:inline distT="0" distB="0" distL="0" distR="0" wp14:anchorId="5D40F6C5" wp14:editId="0C0AC70B">
-            <wp:extent cx="5940425" cy="4847590"/>
-            <wp:effectExtent l="0" t="0" r="3175" b="0"/>
+          <wp:inline distT="0" distB="0" distL="0" distR="0" wp14:anchorId="5D40F6C5" wp14:editId="271C94BE">
+            <wp:extent cx="4747260" cy="3873927"/>
+            <wp:effectExtent l="0" t="0" r="0" b="0"/>
             <wp:docPr id="2" name="Рисунок 2"/>
             <wp:cNvGraphicFramePr>
               <a:graphicFrameLocks xmlns:a="http://schemas.openxmlformats.org/drawingml/2006/main" noChangeAspect="1"/>
@@ -691,7 +766,7 @@
                   <pic:spPr>
                     <a:xfrm>
                       <a:off x="0" y="0"/>
-                      <a:ext cx="5940425" cy="4847590"/>
+                      <a:ext cx="4760974" cy="3885118"/>
                     </a:xfrm>
                     <a:prstGeom prst="rect">
                       <a:avLst/>
@@ -703,22 +778,125 @@
           </wp:inline>
         </w:drawing>
       </w:r>
-      <w:r>
+    </w:p>
+    <w:p>
+      <w:pPr>
+        <w:pStyle w:val="a4"/>
+        <w:jc w:val="center"/>
+        <w:rPr>
+          <w:rFonts w:ascii="Times New Roman" w:hAnsi="Times New Roman" w:cs="Times New Roman"/>
+          <w:i w:val="0"/>
+          <w:iCs w:val="0"/>
+          <w:color w:val="000000" w:themeColor="text1"/>
+          <w:sz w:val="24"/>
+          <w:szCs w:val="24"/>
+        </w:rPr>
+      </w:pPr>
+      <w:r>
+        <w:rPr>
+          <w:rFonts w:ascii="Times New Roman" w:hAnsi="Times New Roman" w:cs="Times New Roman"/>
+          <w:i w:val="0"/>
+          <w:iCs w:val="0"/>
+          <w:color w:val="000000" w:themeColor="text1"/>
+          <w:sz w:val="24"/>
+          <w:szCs w:val="24"/>
+        </w:rPr>
+        <w:t xml:space="preserve">Рисунок </w:t>
+      </w:r>
+      <w:r>
+        <w:rPr>
+          <w:rFonts w:ascii="Times New Roman" w:hAnsi="Times New Roman" w:cs="Times New Roman"/>
+          <w:i w:val="0"/>
+          <w:iCs w:val="0"/>
+          <w:color w:val="000000" w:themeColor="text1"/>
+          <w:sz w:val="24"/>
+          <w:szCs w:val="24"/>
+        </w:rPr>
+        <w:fldChar w:fldCharType="begin"/>
+      </w:r>
+      <w:r>
+        <w:rPr>
+          <w:rFonts w:ascii="Times New Roman" w:hAnsi="Times New Roman" w:cs="Times New Roman"/>
+          <w:i w:val="0"/>
+          <w:iCs w:val="0"/>
+          <w:color w:val="000000" w:themeColor="text1"/>
+          <w:sz w:val="24"/>
+          <w:szCs w:val="24"/>
+        </w:rPr>
+        <w:instrText xml:space="preserve"> SEQ Рисунок \* ARABIC </w:instrText>
+      </w:r>
+      <w:r>
+        <w:rPr>
+          <w:rFonts w:ascii="Times New Roman" w:hAnsi="Times New Roman" w:cs="Times New Roman"/>
+          <w:i w:val="0"/>
+          <w:iCs w:val="0"/>
+          <w:color w:val="000000" w:themeColor="text1"/>
+          <w:sz w:val="24"/>
+          <w:szCs w:val="24"/>
+        </w:rPr>
+        <w:fldChar w:fldCharType="separate"/>
+      </w:r>
+      <w:r>
+        <w:rPr>
+          <w:rFonts w:ascii="Times New Roman" w:hAnsi="Times New Roman" w:cs="Times New Roman"/>
+          <w:i w:val="0"/>
+          <w:iCs w:val="0"/>
+          <w:noProof/>
+          <w:color w:val="000000" w:themeColor="text1"/>
+          <w:sz w:val="24"/>
+          <w:szCs w:val="24"/>
+        </w:rPr>
+        <w:t>2</w:t>
+      </w:r>
+      <w:r>
+        <w:rPr>
+          <w:rFonts w:ascii="Times New Roman" w:hAnsi="Times New Roman" w:cs="Times New Roman"/>
+          <w:i w:val="0"/>
+          <w:iCs w:val="0"/>
+          <w:color w:val="000000" w:themeColor="text1"/>
+          <w:sz w:val="24"/>
+          <w:szCs w:val="24"/>
+        </w:rPr>
+        <w:fldChar w:fldCharType="end"/>
+      </w:r>
+      <w:r>
+        <w:rPr>
+          <w:rFonts w:ascii="Times New Roman" w:hAnsi="Times New Roman" w:cs="Times New Roman"/>
+          <w:i w:val="0"/>
+          <w:iCs w:val="0"/>
+          <w:color w:val="000000" w:themeColor="text1"/>
+          <w:sz w:val="24"/>
+          <w:szCs w:val="24"/>
+          <w:lang w:val="en-US"/>
+        </w:rPr>
+        <w:t xml:space="preserve"> - </w:t>
+      </w:r>
+      <w:r>
+        <w:rPr>
+          <w:rFonts w:ascii="Times New Roman" w:hAnsi="Times New Roman" w:cs="Times New Roman"/>
+          <w:i w:val="0"/>
+          <w:iCs w:val="0"/>
+          <w:color w:val="000000" w:themeColor="text1"/>
+          <w:sz w:val="24"/>
+          <w:szCs w:val="24"/>
+        </w:rPr>
+        <w:t>Свойства элементов модели</w:t>
+      </w:r>
+    </w:p>
+    <w:p>
+      <w:pPr>
+        <w:pStyle w:val="a4"/>
+        <w:keepNext/>
+        <w:jc w:val="center"/>
+      </w:pPr>
+      <w:r>
+        <w:lastRenderedPageBreak/>
         <w:br/>
       </w:r>
       <w:r>
-        <w:lastRenderedPageBreak/>
-        <w:t xml:space="preserve">3. </w:t>
-      </w:r>
-      <w:r>
-        <w:t>Проверка функционирования</w:t>
-      </w:r>
-      <w:r>
-        <w:br/>
-      </w:r>
-      <w:r>
-        <w:rPr>
-          <w:rFonts w:ascii="Times New Roman" w:hAnsi="Times New Roman" w:cs="Times New Roman"/>
+        <w:rPr>
+          <w:rFonts w:ascii="Times New Roman" w:hAnsi="Times New Roman" w:cs="Times New Roman"/>
+          <w:noProof/>
           <w:sz w:val="28"/>
           <w:szCs w:val="28"/>
         </w:rPr>
@@ -758,6 +936,803 @@
           </wp:inline>
         </w:drawing>
       </w:r>
+    </w:p>
+    <w:p>
+      <w:pPr>
+        <w:pStyle w:val="a4"/>
+        <w:jc w:val="center"/>
+        <w:rPr>
+          <w:rFonts w:ascii="Times New Roman" w:hAnsi="Times New Roman" w:cs="Times New Roman"/>
+          <w:i w:val="0"/>
+          <w:iCs w:val="0"/>
+          <w:color w:val="000000" w:themeColor="text1"/>
+          <w:sz w:val="24"/>
+          <w:szCs w:val="24"/>
+        </w:rPr>
+      </w:pPr>
+      <w:r>
+        <w:rPr>
+          <w:rFonts w:ascii="Times New Roman" w:hAnsi="Times New Roman" w:cs="Times New Roman"/>
+          <w:i w:val="0"/>
+          <w:iCs w:val="0"/>
+          <w:color w:val="000000" w:themeColor="text1"/>
+          <w:sz w:val="24"/>
+          <w:szCs w:val="24"/>
+        </w:rPr>
+        <w:t xml:space="preserve">Рисунок </w:t>
+      </w:r>
+      <w:r>
+        <w:rPr>
+          <w:rFonts w:ascii="Times New Roman" w:hAnsi="Times New Roman" w:cs="Times New Roman"/>
+          <w:i w:val="0"/>
+          <w:iCs w:val="0"/>
+          <w:color w:val="000000" w:themeColor="text1"/>
+          <w:sz w:val="24"/>
+          <w:szCs w:val="24"/>
+        </w:rPr>
+        <w:fldChar w:fldCharType="begin"/>
+      </w:r>
+      <w:r>
+        <w:rPr>
+          <w:rFonts w:ascii="Times New Roman" w:hAnsi="Times New Roman" w:cs="Times New Roman"/>
+          <w:i w:val="0"/>
+          <w:iCs w:val="0"/>
+          <w:color w:val="000000" w:themeColor="text1"/>
+          <w:sz w:val="24"/>
+          <w:szCs w:val="24"/>
+        </w:rPr>
+        <w:instrText xml:space="preserve"> SEQ Рисунок \* ARABIC </w:instrText>
+      </w:r>
+      <w:r>
+        <w:rPr>
+          <w:rFonts w:ascii="Times New Roman" w:hAnsi="Times New Roman" w:cs="Times New Roman"/>
+          <w:i w:val="0"/>
+          <w:iCs w:val="0"/>
+          <w:color w:val="000000" w:themeColor="text1"/>
+          <w:sz w:val="24"/>
+          <w:szCs w:val="24"/>
+        </w:rPr>
+        <w:fldChar w:fldCharType="separate"/>
+      </w:r>
+      <w:r>
+        <w:rPr>
+          <w:rFonts w:ascii="Times New Roman" w:hAnsi="Times New Roman" w:cs="Times New Roman"/>
+          <w:i w:val="0"/>
+          <w:iCs w:val="0"/>
+          <w:noProof/>
+          <w:color w:val="000000" w:themeColor="text1"/>
+          <w:sz w:val="24"/>
+          <w:szCs w:val="24"/>
+        </w:rPr>
+        <w:t>3</w:t>
+      </w:r>
+      <w:r>
+        <w:rPr>
+          <w:rFonts w:ascii="Times New Roman" w:hAnsi="Times New Roman" w:cs="Times New Roman"/>
+          <w:i w:val="0"/>
+          <w:iCs w:val="0"/>
+          <w:color w:val="000000" w:themeColor="text1"/>
+          <w:sz w:val="24"/>
+          <w:szCs w:val="24"/>
+        </w:rPr>
+        <w:fldChar w:fldCharType="end"/>
+      </w:r>
+      <w:r>
+        <w:rPr>
+          <w:rFonts w:ascii="Times New Roman" w:hAnsi="Times New Roman" w:cs="Times New Roman"/>
+          <w:i w:val="0"/>
+          <w:iCs w:val="0"/>
+          <w:color w:val="000000" w:themeColor="text1"/>
+          <w:sz w:val="24"/>
+          <w:szCs w:val="24"/>
+        </w:rPr>
+        <w:t xml:space="preserve"> - Проверка работы модели</w:t>
+      </w:r>
+    </w:p>
+    <w:p>
+      <w:pPr>
+        <w:pStyle w:val="a3"/>
+        <w:numPr>
+          <w:ilvl w:val="0"/>
+          <w:numId w:val="1"/>
+        </w:numPr>
+        <w:rPr>
+          <w:rFonts w:ascii="Times New Roman" w:hAnsi="Times New Roman" w:cs="Times New Roman"/>
+          <w:b/>
+          <w:bCs/>
+          <w:sz w:val="28"/>
+          <w:szCs w:val="28"/>
+        </w:rPr>
+      </w:pPr>
+      <w:r>
+        <w:rPr>
+          <w:rFonts w:ascii="Times New Roman" w:hAnsi="Times New Roman" w:cs="Times New Roman"/>
+          <w:b/>
+          <w:bCs/>
+          <w:sz w:val="28"/>
+          <w:szCs w:val="28"/>
+        </w:rPr>
+        <w:t>Моделирование нестационарного потока</w:t>
+      </w:r>
+    </w:p>
+    <w:p>
+      <w:pPr>
+        <w:pStyle w:val="a3"/>
+        <w:keepNext/>
+      </w:pPr>
+      <w:r>
+        <w:rPr>
+          <w:rFonts w:ascii="Times New Roman" w:hAnsi="Times New Roman" w:cs="Times New Roman"/>
+          <w:b/>
+          <w:bCs/>
+          <w:noProof/>
+          <w:sz w:val="28"/>
+          <w:szCs w:val="28"/>
+        </w:rPr>
+        <w:drawing>
+          <wp:inline distT="0" distB="0" distL="0" distR="0" wp14:anchorId="611CEB88" wp14:editId="4256045C">
+            <wp:extent cx="5516880" cy="3805542"/>
+            <wp:effectExtent l="0" t="0" r="7620" b="5080"/>
+            <wp:docPr id="3" name="Рисунок 3"/>
+            <wp:cNvGraphicFramePr>
+              <a:graphicFrameLocks xmlns:a="http://schemas.openxmlformats.org/drawingml/2006/main" noChangeAspect="1"/>
+            </wp:cNvGraphicFramePr>
+            <a:graphic xmlns:a="http://schemas.openxmlformats.org/drawingml/2006/main">
+              <a:graphicData uri="http://schemas.openxmlformats.org/drawingml/2006/picture">
+                <pic:pic xmlns:pic="http://schemas.openxmlformats.org/drawingml/2006/picture">
+                  <pic:nvPicPr>
+                    <pic:cNvPr id="1" name=""/>
+                    <pic:cNvPicPr/>
+                  </pic:nvPicPr>
+                  <pic:blipFill>
+                    <a:blip r:embed="rId8"/>
+                    <a:stretch>
+                      <a:fillRect/>
+                    </a:stretch>
+                  </pic:blipFill>
+                  <pic:spPr>
+                    <a:xfrm>
+                      <a:off x="0" y="0"/>
+                      <a:ext cx="5533083" cy="3816719"/>
+                    </a:xfrm>
+                    <a:prstGeom prst="rect">
+                      <a:avLst/>
+                    </a:prstGeom>
+                  </pic:spPr>
+                </pic:pic>
+              </a:graphicData>
+            </a:graphic>
+          </wp:inline>
+        </w:drawing>
+      </w:r>
+    </w:p>
+    <w:p>
+      <w:pPr>
+        <w:pStyle w:val="a4"/>
+        <w:jc w:val="center"/>
+        <w:rPr>
+          <w:rFonts w:ascii="Times New Roman" w:hAnsi="Times New Roman" w:cs="Times New Roman"/>
+          <w:i w:val="0"/>
+          <w:iCs w:val="0"/>
+          <w:color w:val="000000" w:themeColor="text1"/>
+          <w:sz w:val="24"/>
+          <w:szCs w:val="24"/>
+        </w:rPr>
+      </w:pPr>
+      <w:r>
+        <w:rPr>
+          <w:rFonts w:ascii="Times New Roman" w:hAnsi="Times New Roman" w:cs="Times New Roman"/>
+          <w:i w:val="0"/>
+          <w:iCs w:val="0"/>
+          <w:color w:val="000000" w:themeColor="text1"/>
+          <w:sz w:val="24"/>
+          <w:szCs w:val="24"/>
+        </w:rPr>
+        <w:t xml:space="preserve">Рисунок </w:t>
+      </w:r>
+      <w:r>
+        <w:rPr>
+          <w:rFonts w:ascii="Times New Roman" w:hAnsi="Times New Roman" w:cs="Times New Roman"/>
+          <w:i w:val="0"/>
+          <w:iCs w:val="0"/>
+          <w:color w:val="000000" w:themeColor="text1"/>
+          <w:sz w:val="24"/>
+          <w:szCs w:val="24"/>
+        </w:rPr>
+        <w:fldChar w:fldCharType="begin"/>
+      </w:r>
+      <w:r>
+        <w:rPr>
+          <w:rFonts w:ascii="Times New Roman" w:hAnsi="Times New Roman" w:cs="Times New Roman"/>
+          <w:i w:val="0"/>
+          <w:iCs w:val="0"/>
+          <w:color w:val="000000" w:themeColor="text1"/>
+          <w:sz w:val="24"/>
+          <w:szCs w:val="24"/>
+        </w:rPr>
+        <w:instrText xml:space="preserve"> SEQ Рисунок \* ARABIC </w:instrText>
+      </w:r>
+      <w:r>
+        <w:rPr>
+          <w:rFonts w:ascii="Times New Roman" w:hAnsi="Times New Roman" w:cs="Times New Roman"/>
+          <w:i w:val="0"/>
+          <w:iCs w:val="0"/>
+          <w:color w:val="000000" w:themeColor="text1"/>
+          <w:sz w:val="24"/>
+          <w:szCs w:val="24"/>
+        </w:rPr>
+        <w:fldChar w:fldCharType="separate"/>
+      </w:r>
+      <w:r>
+        <w:rPr>
+          <w:rFonts w:ascii="Times New Roman" w:hAnsi="Times New Roman" w:cs="Times New Roman"/>
+          <w:i w:val="0"/>
+          <w:iCs w:val="0"/>
+          <w:noProof/>
+          <w:color w:val="000000" w:themeColor="text1"/>
+          <w:sz w:val="24"/>
+          <w:szCs w:val="24"/>
+        </w:rPr>
+        <w:t>4</w:t>
+      </w:r>
+      <w:r>
+        <w:rPr>
+          <w:rFonts w:ascii="Times New Roman" w:hAnsi="Times New Roman" w:cs="Times New Roman"/>
+          <w:i w:val="0"/>
+          <w:iCs w:val="0"/>
+          <w:color w:val="000000" w:themeColor="text1"/>
+          <w:sz w:val="24"/>
+          <w:szCs w:val="24"/>
+        </w:rPr>
+        <w:fldChar w:fldCharType="end"/>
+      </w:r>
+      <w:r>
+        <w:rPr>
+          <w:rFonts w:ascii="Times New Roman" w:hAnsi="Times New Roman" w:cs="Times New Roman"/>
+          <w:i w:val="0"/>
+          <w:iCs w:val="0"/>
+          <w:color w:val="000000" w:themeColor="text1"/>
+          <w:sz w:val="24"/>
+          <w:szCs w:val="24"/>
+        </w:rPr>
+        <w:t xml:space="preserve"> - Структура модели</w:t>
+      </w:r>
+      <w:r>
+        <w:rPr>
+          <w:rFonts w:ascii="Times New Roman" w:hAnsi="Times New Roman" w:cs="Times New Roman"/>
+          <w:i w:val="0"/>
+          <w:iCs w:val="0"/>
+          <w:color w:val="000000" w:themeColor="text1"/>
+          <w:sz w:val="24"/>
+          <w:szCs w:val="24"/>
+        </w:rPr>
+        <w:t xml:space="preserve"> нестационарного потока</w:t>
+      </w:r>
+    </w:p>
+    <w:p>
+      <w:pPr>
+        <w:pStyle w:val="a3"/>
+        <w:numPr>
+          <w:ilvl w:val="0"/>
+          <w:numId w:val="1"/>
+        </w:numPr>
+        <w:rPr>
+          <w:rFonts w:ascii="Times New Roman" w:hAnsi="Times New Roman" w:cs="Times New Roman"/>
+          <w:b/>
+          <w:bCs/>
+          <w:sz w:val="28"/>
+          <w:szCs w:val="28"/>
+          <w:lang w:val="en-US"/>
+        </w:rPr>
+      </w:pPr>
+      <w:r>
+        <w:rPr>
+          <w:rFonts w:ascii="Times New Roman" w:hAnsi="Times New Roman" w:cs="Times New Roman"/>
+          <w:b/>
+          <w:bCs/>
+          <w:sz w:val="28"/>
+          <w:szCs w:val="28"/>
+        </w:rPr>
+        <w:lastRenderedPageBreak/>
+        <w:t>Моделирование неординарного потока</w:t>
+      </w:r>
+    </w:p>
+    <w:p>
+      <w:pPr>
+        <w:keepNext/>
+      </w:pPr>
+      <w:r>
+        <w:rPr>
+          <w:noProof/>
+          <w:lang w:val="en-US"/>
+        </w:rPr>
+        <w:drawing>
+          <wp:inline distT="0" distB="0" distL="0" distR="0" wp14:anchorId="62C414BF" wp14:editId="371920AF">
+            <wp:extent cx="6661150" cy="4048760"/>
+            <wp:effectExtent l="0" t="0" r="6350" b="8890"/>
+            <wp:docPr id="5" name="Рисунок 5"/>
+            <wp:cNvGraphicFramePr>
+              <a:graphicFrameLocks xmlns:a="http://schemas.openxmlformats.org/drawingml/2006/main" noChangeAspect="1"/>
+            </wp:cNvGraphicFramePr>
+            <a:graphic xmlns:a="http://schemas.openxmlformats.org/drawingml/2006/main">
+              <a:graphicData uri="http://schemas.openxmlformats.org/drawingml/2006/picture">
+                <pic:pic xmlns:pic="http://schemas.openxmlformats.org/drawingml/2006/picture">
+                  <pic:nvPicPr>
+                    <pic:cNvPr id="1" name=""/>
+                    <pic:cNvPicPr/>
+                  </pic:nvPicPr>
+                  <pic:blipFill>
+                    <a:blip r:embed="rId9"/>
+                    <a:stretch>
+                      <a:fillRect/>
+                    </a:stretch>
+                  </pic:blipFill>
+                  <pic:spPr>
+                    <a:xfrm>
+                      <a:off x="0" y="0"/>
+                      <a:ext cx="6661150" cy="4048760"/>
+                    </a:xfrm>
+                    <a:prstGeom prst="rect">
+                      <a:avLst/>
+                    </a:prstGeom>
+                  </pic:spPr>
+                </pic:pic>
+              </a:graphicData>
+            </a:graphic>
+          </wp:inline>
+        </w:drawing>
+      </w:r>
+    </w:p>
+    <w:p>
+      <w:pPr>
+        <w:pStyle w:val="a4"/>
+        <w:jc w:val="center"/>
+        <w:rPr>
+          <w:rFonts w:ascii="Times New Roman" w:hAnsi="Times New Roman" w:cs="Times New Roman"/>
+          <w:i w:val="0"/>
+          <w:iCs w:val="0"/>
+          <w:color w:val="000000" w:themeColor="text1"/>
+          <w:sz w:val="24"/>
+          <w:szCs w:val="24"/>
+        </w:rPr>
+      </w:pPr>
+      <w:r>
+        <w:rPr>
+          <w:rFonts w:ascii="Times New Roman" w:hAnsi="Times New Roman" w:cs="Times New Roman"/>
+          <w:i w:val="0"/>
+          <w:iCs w:val="0"/>
+          <w:color w:val="000000" w:themeColor="text1"/>
+          <w:sz w:val="24"/>
+          <w:szCs w:val="24"/>
+        </w:rPr>
+        <w:t xml:space="preserve">Рисунок </w:t>
+      </w:r>
+      <w:r>
+        <w:rPr>
+          <w:rFonts w:ascii="Times New Roman" w:hAnsi="Times New Roman" w:cs="Times New Roman"/>
+          <w:i w:val="0"/>
+          <w:iCs w:val="0"/>
+          <w:color w:val="000000" w:themeColor="text1"/>
+          <w:sz w:val="24"/>
+          <w:szCs w:val="24"/>
+        </w:rPr>
+        <w:fldChar w:fldCharType="begin"/>
+      </w:r>
+      <w:r>
+        <w:rPr>
+          <w:rFonts w:ascii="Times New Roman" w:hAnsi="Times New Roman" w:cs="Times New Roman"/>
+          <w:i w:val="0"/>
+          <w:iCs w:val="0"/>
+          <w:color w:val="000000" w:themeColor="text1"/>
+          <w:sz w:val="24"/>
+          <w:szCs w:val="24"/>
+        </w:rPr>
+        <w:instrText xml:space="preserve"> SEQ Рисунок \* ARABIC </w:instrText>
+      </w:r>
+      <w:r>
+        <w:rPr>
+          <w:rFonts w:ascii="Times New Roman" w:hAnsi="Times New Roman" w:cs="Times New Roman"/>
+          <w:i w:val="0"/>
+          <w:iCs w:val="0"/>
+          <w:color w:val="000000" w:themeColor="text1"/>
+          <w:sz w:val="24"/>
+          <w:szCs w:val="24"/>
+        </w:rPr>
+        <w:fldChar w:fldCharType="separate"/>
+      </w:r>
+      <w:r>
+        <w:rPr>
+          <w:rFonts w:ascii="Times New Roman" w:hAnsi="Times New Roman" w:cs="Times New Roman"/>
+          <w:i w:val="0"/>
+          <w:iCs w:val="0"/>
+          <w:noProof/>
+          <w:color w:val="000000" w:themeColor="text1"/>
+          <w:sz w:val="24"/>
+          <w:szCs w:val="24"/>
+        </w:rPr>
+        <w:t>5</w:t>
+      </w:r>
+      <w:r>
+        <w:rPr>
+          <w:rFonts w:ascii="Times New Roman" w:hAnsi="Times New Roman" w:cs="Times New Roman"/>
+          <w:i w:val="0"/>
+          <w:iCs w:val="0"/>
+          <w:color w:val="000000" w:themeColor="text1"/>
+          <w:sz w:val="24"/>
+          <w:szCs w:val="24"/>
+        </w:rPr>
+        <w:fldChar w:fldCharType="end"/>
+      </w:r>
+      <w:r>
+        <w:rPr>
+          <w:rFonts w:ascii="Times New Roman" w:hAnsi="Times New Roman" w:cs="Times New Roman"/>
+          <w:i w:val="0"/>
+          <w:iCs w:val="0"/>
+          <w:color w:val="000000" w:themeColor="text1"/>
+          <w:sz w:val="24"/>
+          <w:szCs w:val="24"/>
+        </w:rPr>
+        <w:t xml:space="preserve"> - Структура модели неординарного потока</w:t>
+      </w:r>
+    </w:p>
+    <w:p/>
+    <w:p>
+      <w:pPr>
+        <w:pStyle w:val="a3"/>
+        <w:numPr>
+          <w:ilvl w:val="0"/>
+          <w:numId w:val="1"/>
+        </w:numPr>
+        <w:rPr>
+          <w:rFonts w:ascii="Times New Roman" w:hAnsi="Times New Roman" w:cs="Times New Roman"/>
+          <w:b/>
+          <w:bCs/>
+          <w:sz w:val="28"/>
+          <w:szCs w:val="28"/>
+        </w:rPr>
+      </w:pPr>
+      <w:r>
+        <w:rPr>
+          <w:rFonts w:ascii="Times New Roman" w:hAnsi="Times New Roman" w:cs="Times New Roman"/>
+          <w:b/>
+          <w:bCs/>
+          <w:sz w:val="28"/>
+          <w:szCs w:val="28"/>
+        </w:rPr>
+        <w:t>Моделирование потока с последействием</w:t>
+      </w:r>
+    </w:p>
+    <w:p>
+      <w:pPr>
+        <w:pStyle w:val="a3"/>
+        <w:rPr>
+          <w:rFonts w:ascii="Times New Roman" w:hAnsi="Times New Roman" w:cs="Times New Roman"/>
+          <w:b/>
+          <w:bCs/>
+          <w:sz w:val="28"/>
+          <w:szCs w:val="28"/>
+        </w:rPr>
+      </w:pPr>
+      <w:r>
+        <w:rPr>
+          <w:rFonts w:ascii="Times New Roman" w:hAnsi="Times New Roman" w:cs="Times New Roman"/>
+          <w:b/>
+          <w:bCs/>
+          <w:noProof/>
+          <w:sz w:val="28"/>
+          <w:szCs w:val="28"/>
+        </w:rPr>
+        <w:drawing>
+          <wp:inline distT="0" distB="0" distL="0" distR="0" wp14:anchorId="596BD745" wp14:editId="03A53B5A">
+            <wp:extent cx="6028690" cy="3655145"/>
+            <wp:effectExtent l="0" t="0" r="0" b="2540"/>
+            <wp:docPr id="6" name="Рисунок 6"/>
+            <wp:cNvGraphicFramePr>
+              <a:graphicFrameLocks xmlns:a="http://schemas.openxmlformats.org/drawingml/2006/main" noChangeAspect="1"/>
+            </wp:cNvGraphicFramePr>
+            <a:graphic xmlns:a="http://schemas.openxmlformats.org/drawingml/2006/main">
+              <a:graphicData uri="http://schemas.openxmlformats.org/drawingml/2006/picture">
+                <pic:pic xmlns:pic="http://schemas.openxmlformats.org/drawingml/2006/picture">
+                  <pic:nvPicPr>
+                    <pic:cNvPr id="1" name=""/>
+                    <pic:cNvPicPr/>
+                  </pic:nvPicPr>
+                  <pic:blipFill>
+                    <a:blip r:embed="rId10"/>
+                    <a:stretch>
+                      <a:fillRect/>
+                    </a:stretch>
+                  </pic:blipFill>
+                  <pic:spPr>
+                    <a:xfrm>
+                      <a:off x="0" y="0"/>
+                      <a:ext cx="6033968" cy="3658345"/>
+                    </a:xfrm>
+                    <a:prstGeom prst="rect">
+                      <a:avLst/>
+                    </a:prstGeom>
+                  </pic:spPr>
+                </pic:pic>
+              </a:graphicData>
+            </a:graphic>
+          </wp:inline>
+        </w:drawing>
+      </w:r>
+    </w:p>
+    <w:p>
+      <w:pPr>
+        <w:pStyle w:val="a3"/>
+        <w:rPr>
+          <w:rFonts w:ascii="Times New Roman" w:hAnsi="Times New Roman" w:cs="Times New Roman"/>
+          <w:b/>
+          <w:bCs/>
+          <w:sz w:val="28"/>
+          <w:szCs w:val="28"/>
+        </w:rPr>
+      </w:pPr>
+    </w:p>
+    <w:p>
+      <w:pPr>
+        <w:pStyle w:val="a3"/>
+        <w:numPr>
+          <w:ilvl w:val="0"/>
+          <w:numId w:val="1"/>
+        </w:numPr>
+        <w:rPr>
+          <w:rFonts w:ascii="Times New Roman" w:hAnsi="Times New Roman" w:cs="Times New Roman"/>
+          <w:b/>
+          <w:bCs/>
+          <w:sz w:val="28"/>
+          <w:szCs w:val="28"/>
+        </w:rPr>
+      </w:pPr>
+      <w:r>
+        <w:rPr>
+          <w:rFonts w:ascii="Times New Roman" w:hAnsi="Times New Roman" w:cs="Times New Roman"/>
+          <w:b/>
+          <w:bCs/>
+          <w:sz w:val="28"/>
+          <w:szCs w:val="28"/>
+        </w:rPr>
+        <w:lastRenderedPageBreak/>
+        <w:t xml:space="preserve">Модель </w:t>
+      </w:r>
+      <w:proofErr w:type="spellStart"/>
+      <w:r>
+        <w:rPr>
+          <w:rFonts w:ascii="Times New Roman" w:hAnsi="Times New Roman" w:cs="Times New Roman"/>
+          <w:b/>
+          <w:bCs/>
+          <w:sz w:val="28"/>
+          <w:szCs w:val="28"/>
+        </w:rPr>
+        <w:t>on</w:t>
+      </w:r>
+      <w:proofErr w:type="spellEnd"/>
+      <w:r>
+        <w:rPr>
+          <w:rFonts w:ascii="Times New Roman" w:hAnsi="Times New Roman" w:cs="Times New Roman"/>
+          <w:b/>
+          <w:bCs/>
+          <w:sz w:val="28"/>
+          <w:szCs w:val="28"/>
+        </w:rPr>
+        <w:t>/</w:t>
+      </w:r>
+      <w:proofErr w:type="spellStart"/>
+      <w:r>
+        <w:rPr>
+          <w:rFonts w:ascii="Times New Roman" w:hAnsi="Times New Roman" w:cs="Times New Roman"/>
+          <w:b/>
+          <w:bCs/>
+          <w:sz w:val="28"/>
+          <w:szCs w:val="28"/>
+        </w:rPr>
+        <w:t>off</w:t>
+      </w:r>
+      <w:proofErr w:type="spellEnd"/>
+      <w:r>
+        <w:rPr>
+          <w:rFonts w:ascii="Times New Roman" w:hAnsi="Times New Roman" w:cs="Times New Roman"/>
+          <w:b/>
+          <w:bCs/>
+          <w:sz w:val="28"/>
+          <w:szCs w:val="28"/>
+        </w:rPr>
+        <w:t xml:space="preserve"> (моделирование пачечного потока)</w:t>
+      </w:r>
+    </w:p>
+    <w:p>
+      <w:pPr>
+        <w:pStyle w:val="a3"/>
+        <w:keepNext/>
+      </w:pPr>
+      <w:r>
+        <w:rPr>
+          <w:rFonts w:ascii="Times New Roman" w:hAnsi="Times New Roman" w:cs="Times New Roman"/>
+          <w:b/>
+          <w:bCs/>
+          <w:sz w:val="28"/>
+          <w:szCs w:val="28"/>
+        </w:rPr>
+        <w:drawing>
+          <wp:inline distT="0" distB="0" distL="0" distR="0" wp14:anchorId="7E32948E" wp14:editId="39F98768">
+            <wp:extent cx="6242050" cy="4346823"/>
+            <wp:effectExtent l="0" t="0" r="6350" b="0"/>
+            <wp:docPr id="7" name="Рисунок 7"/>
+            <wp:cNvGraphicFramePr>
+              <a:graphicFrameLocks xmlns:a="http://schemas.openxmlformats.org/drawingml/2006/main" noChangeAspect="1"/>
+            </wp:cNvGraphicFramePr>
+            <a:graphic xmlns:a="http://schemas.openxmlformats.org/drawingml/2006/main">
+              <a:graphicData uri="http://schemas.openxmlformats.org/drawingml/2006/picture">
+                <pic:pic xmlns:pic="http://schemas.openxmlformats.org/drawingml/2006/picture">
+                  <pic:nvPicPr>
+                    <pic:cNvPr id="1" name=""/>
+                    <pic:cNvPicPr/>
+                  </pic:nvPicPr>
+                  <pic:blipFill>
+                    <a:blip r:embed="rId11"/>
+                    <a:stretch>
+                      <a:fillRect/>
+                    </a:stretch>
+                  </pic:blipFill>
+                  <pic:spPr>
+                    <a:xfrm>
+                      <a:off x="0" y="0"/>
+                      <a:ext cx="6249219" cy="4351815"/>
+                    </a:xfrm>
+                    <a:prstGeom prst="rect">
+                      <a:avLst/>
+                    </a:prstGeom>
+                  </pic:spPr>
+                </pic:pic>
+              </a:graphicData>
+            </a:graphic>
+          </wp:inline>
+        </w:drawing>
+      </w:r>
+    </w:p>
+    <w:p>
+      <w:pPr>
+        <w:pStyle w:val="a4"/>
+        <w:jc w:val="center"/>
+        <w:rPr>
+          <w:rFonts w:ascii="Times New Roman" w:hAnsi="Times New Roman" w:cs="Times New Roman"/>
+          <w:b/>
+          <w:bCs/>
+          <w:i w:val="0"/>
+          <w:iCs w:val="0"/>
+          <w:color w:val="auto"/>
+          <w:sz w:val="40"/>
+          <w:szCs w:val="40"/>
+        </w:rPr>
+      </w:pPr>
+      <w:r>
+        <w:rPr>
+          <w:rFonts w:ascii="Times New Roman" w:hAnsi="Times New Roman" w:cs="Times New Roman"/>
+          <w:i w:val="0"/>
+          <w:iCs w:val="0"/>
+          <w:color w:val="auto"/>
+          <w:sz w:val="24"/>
+          <w:szCs w:val="24"/>
+        </w:rPr>
+        <w:t xml:space="preserve">Рисунок </w:t>
+      </w:r>
+      <w:r>
+        <w:rPr>
+          <w:rFonts w:ascii="Times New Roman" w:hAnsi="Times New Roman" w:cs="Times New Roman"/>
+          <w:i w:val="0"/>
+          <w:iCs w:val="0"/>
+          <w:color w:val="auto"/>
+          <w:sz w:val="24"/>
+          <w:szCs w:val="24"/>
+        </w:rPr>
+        <w:fldChar w:fldCharType="begin"/>
+      </w:r>
+      <w:r>
+        <w:rPr>
+          <w:rFonts w:ascii="Times New Roman" w:hAnsi="Times New Roman" w:cs="Times New Roman"/>
+          <w:i w:val="0"/>
+          <w:iCs w:val="0"/>
+          <w:color w:val="auto"/>
+          <w:sz w:val="24"/>
+          <w:szCs w:val="24"/>
+        </w:rPr>
+        <w:instrText xml:space="preserve"> SEQ Рисунок \* ARABIC </w:instrText>
+      </w:r>
+      <w:r>
+        <w:rPr>
+          <w:rFonts w:ascii="Times New Roman" w:hAnsi="Times New Roman" w:cs="Times New Roman"/>
+          <w:i w:val="0"/>
+          <w:iCs w:val="0"/>
+          <w:color w:val="auto"/>
+          <w:sz w:val="24"/>
+          <w:szCs w:val="24"/>
+        </w:rPr>
+        <w:fldChar w:fldCharType="separate"/>
+      </w:r>
+      <w:r>
+        <w:rPr>
+          <w:rFonts w:ascii="Times New Roman" w:hAnsi="Times New Roman" w:cs="Times New Roman"/>
+          <w:i w:val="0"/>
+          <w:iCs w:val="0"/>
+          <w:noProof/>
+          <w:color w:val="auto"/>
+          <w:sz w:val="24"/>
+          <w:szCs w:val="24"/>
+        </w:rPr>
+        <w:t>6</w:t>
+      </w:r>
+      <w:r>
+        <w:rPr>
+          <w:rFonts w:ascii="Times New Roman" w:hAnsi="Times New Roman" w:cs="Times New Roman"/>
+          <w:i w:val="0"/>
+          <w:iCs w:val="0"/>
+          <w:color w:val="auto"/>
+          <w:sz w:val="24"/>
+          <w:szCs w:val="24"/>
+        </w:rPr>
+        <w:fldChar w:fldCharType="end"/>
+      </w:r>
+      <w:r>
+        <w:rPr>
+          <w:rFonts w:ascii="Times New Roman" w:hAnsi="Times New Roman" w:cs="Times New Roman"/>
+          <w:i w:val="0"/>
+          <w:iCs w:val="0"/>
+          <w:color w:val="auto"/>
+          <w:sz w:val="24"/>
+          <w:szCs w:val="24"/>
+        </w:rPr>
+        <w:t xml:space="preserve"> - </w:t>
+      </w:r>
+      <w:r>
+        <w:rPr>
+          <w:rFonts w:ascii="Times New Roman" w:hAnsi="Times New Roman" w:cs="Times New Roman"/>
+          <w:i w:val="0"/>
+          <w:iCs w:val="0"/>
+          <w:color w:val="auto"/>
+          <w:sz w:val="24"/>
+          <w:szCs w:val="24"/>
+        </w:rPr>
+        <w:t xml:space="preserve">Модель </w:t>
+      </w:r>
+      <w:proofErr w:type="spellStart"/>
+      <w:r>
+        <w:rPr>
+          <w:rFonts w:ascii="Times New Roman" w:hAnsi="Times New Roman" w:cs="Times New Roman"/>
+          <w:i w:val="0"/>
+          <w:iCs w:val="0"/>
+          <w:color w:val="auto"/>
+          <w:sz w:val="24"/>
+          <w:szCs w:val="24"/>
+        </w:rPr>
+        <w:t>on</w:t>
+      </w:r>
+      <w:proofErr w:type="spellEnd"/>
+      <w:r>
+        <w:rPr>
+          <w:rFonts w:ascii="Times New Roman" w:hAnsi="Times New Roman" w:cs="Times New Roman"/>
+          <w:i w:val="0"/>
+          <w:iCs w:val="0"/>
+          <w:color w:val="auto"/>
+          <w:sz w:val="24"/>
+          <w:szCs w:val="24"/>
+        </w:rPr>
+        <w:t>/</w:t>
+      </w:r>
+      <w:proofErr w:type="spellStart"/>
+      <w:r>
+        <w:rPr>
+          <w:rFonts w:ascii="Times New Roman" w:hAnsi="Times New Roman" w:cs="Times New Roman"/>
+          <w:i w:val="0"/>
+          <w:iCs w:val="0"/>
+          <w:color w:val="auto"/>
+          <w:sz w:val="24"/>
+          <w:szCs w:val="24"/>
+        </w:rPr>
+        <w:t>off</w:t>
+      </w:r>
+      <w:proofErr w:type="spellEnd"/>
     </w:p>
     <w:sectPr>
       <w:pgSz w:w="11906" w:h="16838"/>
@@ -1307,6 +2282,25 @@
       <w:contextualSpacing/>
     </w:pPr>
   </w:style>
+  <w:style w:type="paragraph" w:styleId="a4">
+    <w:name w:val="caption"/>
+    <w:basedOn w:val="a"/>
+    <w:next w:val="a"/>
+    <w:uiPriority w:val="35"/>
+    <w:unhideWhenUsed/>
+    <w:qFormat/>
+    <w:rsid w:val="00F8451D"/>
+    <w:pPr>
+      <w:spacing w:after="200" w:line="240" w:lineRule="auto"/>
+    </w:pPr>
+    <w:rPr>
+      <w:i/>
+      <w:iCs/>
+      <w:color w:val="44546A" w:themeColor="text2"/>
+      <w:sz w:val="18"/>
+      <w:szCs w:val="18"/>
+    </w:rPr>
+  </w:style>
 </w:styles>
 </file>
 
